--- a/index.docx
+++ b/index.docx
@@ -45,7 +45,7 @@
           <w:rPr>
             <w:rStyle w:val="Hyperlink"/>
           </w:rPr>
-          <w:t xml:space="preserve">robinlovelace.github.io/reproducible-project-template</w:t>
+          <w:t xml:space="preserve">robinlovelace.net/reproducible-project-template</w:t>
         </w:r>
       </w:hyperlink>
     </w:p>
